--- a/Otchet_uchebnaya_praktika_PM06_Shuvalov.docx
+++ b/Otchet_uchebnaya_praktika_PM06_Shuvalov.docx
@@ -906,6 +906,72 @@
           <w:szCs w:val="28"/>
         </w:rPr>
         <w:t xml:space="preserve">Формирование отчётности. Подготовка сводных отчётов о наличии, состоянии и движении техники для администрации и вышестоящих организаций.</w:t>
+      </w:r>
+    </w:p>
+    <w:p>
+      <w:pPr>
+        <w:spacing w:before="120" w:after="60"/>
+      </w:pPr>
+      <w:r>
+        <w:rPr>
+          <w:rFonts w:ascii="Times New Roman" w:hAnsi="Times New Roman" w:eastAsia="Times New Roman"/>
+          <w:sz w:val="24"/>
+        </w:rPr>
+        <w:t>Для наглядного представления взаимодействия участников ключевых бизнес-процессов построена UML-диаграмма вариантов использования (рисунок 1).</w:t>
+      </w:r>
+    </w:p>
+    <w:p>
+      <w:pPr>
+        <w:jc w:val="center"/>
+        <w:spacing w:before="100" w:after="40"/>
+      </w:pPr>
+      <w:r>
+        <w:drawing>
+          <wp:inline xmlns:a="http://schemas.openxmlformats.org/drawingml/2006/main" xmlns:pic="http://schemas.openxmlformats.org/drawingml/2006/picture">
+            <wp:extent cx="5394960" cy="5814636"/>
+            <wp:docPr id="1" name="Picture 1"/>
+            <wp:cNvGraphicFramePr>
+              <a:graphicFrameLocks noChangeAspect="1"/>
+            </wp:cNvGraphicFramePr>
+            <a:graphic>
+              <a:graphicData uri="http://schemas.openxmlformats.org/drawingml/2006/picture">
+                <pic:pic>
+                  <pic:nvPicPr>
+                    <pic:cNvPr id="0" name="uml_use_case.png"/>
+                    <pic:cNvPicPr/>
+                  </pic:nvPicPr>
+                  <pic:blipFill>
+                    <a:blip r:embed="rId10"/>
+                    <a:stretch>
+                      <a:fillRect/>
+                    </a:stretch>
+                  </pic:blipFill>
+                  <pic:spPr>
+                    <a:xfrm>
+                      <a:off x="0" y="0"/>
+                      <a:ext cx="5394960" cy="5814636"/>
+                    </a:xfrm>
+                    <a:prstGeom prst="rect"/>
+                  </pic:spPr>
+                </pic:pic>
+              </a:graphicData>
+            </a:graphic>
+          </wp:inline>
+        </w:drawing>
+      </w:r>
+    </w:p>
+    <w:p>
+      <w:pPr>
+        <w:jc w:val="center"/>
+        <w:spacing w:before="40" w:after="160"/>
+      </w:pPr>
+      <w:r>
+        <w:rPr>
+          <w:rFonts w:ascii="Times New Roman" w:hAnsi="Times New Roman" w:eastAsia="Times New Roman"/>
+          <w:i/>
+          <w:sz w:val="22"/>
+        </w:rPr>
+        <w:t>Рисунок 1 – UML-диаграмма вариантов использования системы учёта техники</w:t>
       </w:r>
     </w:p>
     <w:p>
@@ -2681,6 +2747,72 @@
           <w:szCs w:val="28"/>
         </w:rPr>
         <w:t xml:space="preserve">График составлен с учётом параллельного выполнения отдельных этапов (подготовка документации и тестирование). Критический путь проходит через этапы разработки и тестирования. Резерв времени предусмотрен на этапе опытной эксплуатации.</w:t>
+      </w:r>
+    </w:p>
+    <w:p>
+      <w:pPr>
+        <w:spacing w:before="120" w:after="60"/>
+      </w:pPr>
+      <w:r>
+        <w:rPr>
+          <w:rFonts w:ascii="Times New Roman" w:hAnsi="Times New Roman" w:eastAsia="Times New Roman"/>
+          <w:sz w:val="24"/>
+        </w:rPr>
+        <w:t>На рисунке 2 представлена диаграмма Ганта, визуализирующая календарный план-график проекта.</w:t>
+      </w:r>
+    </w:p>
+    <w:p>
+      <w:pPr>
+        <w:jc w:val="center"/>
+        <w:spacing w:before="100" w:after="40"/>
+      </w:pPr>
+      <w:r>
+        <w:drawing>
+          <wp:inline xmlns:a="http://schemas.openxmlformats.org/drawingml/2006/main" xmlns:pic="http://schemas.openxmlformats.org/drawingml/2006/picture">
+            <wp:extent cx="5760720" cy="2864233"/>
+            <wp:docPr id="2" name="Picture 2"/>
+            <wp:cNvGraphicFramePr>
+              <a:graphicFrameLocks noChangeAspect="1"/>
+            </wp:cNvGraphicFramePr>
+            <a:graphic>
+              <a:graphicData uri="http://schemas.openxmlformats.org/drawingml/2006/picture">
+                <pic:pic>
+                  <pic:nvPicPr>
+                    <pic:cNvPr id="0" name="gantt_chart.png"/>
+                    <pic:cNvPicPr/>
+                  </pic:nvPicPr>
+                  <pic:blipFill>
+                    <a:blip r:embed="rId11"/>
+                    <a:stretch>
+                      <a:fillRect/>
+                    </a:stretch>
+                  </pic:blipFill>
+                  <pic:spPr>
+                    <a:xfrm>
+                      <a:off x="0" y="0"/>
+                      <a:ext cx="5760720" cy="2864233"/>
+                    </a:xfrm>
+                    <a:prstGeom prst="rect"/>
+                  </pic:spPr>
+                </pic:pic>
+              </a:graphicData>
+            </a:graphic>
+          </wp:inline>
+        </w:drawing>
+      </w:r>
+    </w:p>
+    <w:p>
+      <w:pPr>
+        <w:jc w:val="center"/>
+        <w:spacing w:before="40" w:after="160"/>
+      </w:pPr>
+      <w:r>
+        <w:rPr>
+          <w:rFonts w:ascii="Times New Roman" w:hAnsi="Times New Roman" w:eastAsia="Times New Roman"/>
+          <w:i/>
+          <w:sz w:val="22"/>
+        </w:rPr>
+        <w:t>Рисунок 2 – Диаграмма Ганта разработки и внедрения ИС «УчётТ»</w:t>
       </w:r>
     </w:p>
     <w:p>
